--- a/docs/ENGAGEMENT_E5.docx
+++ b/docs/ENGAGEMENT_E5.docx
@@ -18,7 +18,7 @@
         <w:t>Last updated:</w:t>
       </w:r>
       <w:r>
-        <w:t xml:space="preserve"> 2026-08-16</w:t>
+        <w:t xml:space="preserve"> 2026-08-17</w:t>
       </w:r>
     </w:p>
     <w:p>
@@ -937,7 +937,65 @@
         <w:t>[data-buddy-message]</w:t>
       </w:r>
       <w:r>
-        <w:t>, honours a per-UTC-day localStorage dismiss.</w:t>
+        <w:t xml:space="preserve">. Off-page </w:t>
+      </w:r>
+      <w:r>
+        <w:rPr>
+          <w:b/>
+        </w:rPr>
+        <w:t>Not now</w:t>
+      </w:r>
+      <w:r>
+        <w:t xml:space="preserve"> uses </w:t>
+      </w:r>
+      <w:r>
+        <w:rPr>
+          <w:rFonts w:ascii="Consolas" w:hAnsi="Consolas"/>
+          <w:sz w:val="20"/>
+        </w:rPr>
+        <w:t>pb-buddy-dismissed-{utcDay}</w:t>
+      </w:r>
+      <w:r>
+        <w:t xml:space="preserve">. On-page coach ignores that key and uses </w:t>
+      </w:r>
+      <w:r>
+        <w:rPr>
+          <w:rFonts w:ascii="Consolas" w:hAnsi="Consolas"/>
+          <w:sz w:val="20"/>
+        </w:rPr>
+        <w:t>pb-buddy-stay-weak_topic-{topic}-{utcDay}</w:t>
+      </w:r>
+      <w:r>
+        <w:t xml:space="preserve"> for </w:t>
+      </w:r>
+      <w:r>
+        <w:rPr>
+          <w:b/>
+        </w:rPr>
+        <w:t>Keep learning</w:t>
+      </w:r>
+      <w:r>
+        <w:t xml:space="preserve">. Page context comes from </w:t>
+      </w:r>
+      <w:r>
+        <w:rPr>
+          <w:rFonts w:ascii="Consolas" w:hAnsi="Consolas"/>
+          <w:sz w:val="20"/>
+        </w:rPr>
+        <w:t>data-buddy-*</w:t>
+      </w:r>
+      <w:r>
+        <w:t xml:space="preserve"> on the widget (set in </w:t>
+      </w:r>
+      <w:r>
+        <w:rPr>
+          <w:rFonts w:ascii="Consolas" w:hAnsi="Consolas"/>
+          <w:sz w:val="20"/>
+        </w:rPr>
+        <w:t>inject_nav</w:t>
+      </w:r>
+      <w:r>
+        <w:t>), not only from the URL.</w:t>
       </w:r>
     </w:p>
     <w:p>
@@ -956,6 +1014,96 @@
       </w:r>
       <w:r>
         <w:t xml:space="preserve"> (~line 3840).</w:t>
+      </w:r>
+    </w:p>
+    <w:p>
+      <w:pPr>
+        <w:pStyle w:val="ListBullet"/>
+      </w:pPr>
+      <w:r>
+        <w:rPr>
+          <w:b/>
+        </w:rPr>
+        <w:t>On-page weak-topic coach (2026-08-17):</w:t>
+      </w:r>
+      <w:r>
+        <w:t xml:space="preserve"> if </w:t>
+      </w:r>
+      <w:r>
+        <w:rPr>
+          <w:rFonts w:ascii="Consolas" w:hAnsi="Consolas"/>
+          <w:sz w:val="20"/>
+        </w:rPr>
+        <w:t>GET /api/v1/me/buddy</w:t>
+      </w:r>
+      <w:r>
+        <w:t xml:space="preserve"> is called with the current </w:t>
+      </w:r>
+      <w:r>
+        <w:rPr>
+          <w:rFonts w:ascii="Consolas" w:hAnsi="Consolas"/>
+          <w:sz w:val="20"/>
+        </w:rPr>
+        <w:t>level</w:t>
+      </w:r>
+      <w:r>
+        <w:t>/</w:t>
+      </w:r>
+      <w:r>
+        <w:rPr>
+          <w:rFonts w:ascii="Consolas" w:hAnsi="Consolas"/>
+          <w:sz w:val="20"/>
+        </w:rPr>
+        <w:t>subject</w:t>
+      </w:r>
+      <w:r>
+        <w:t>/</w:t>
+      </w:r>
+      <w:r>
+        <w:rPr>
+          <w:rFonts w:ascii="Consolas" w:hAnsi="Consolas"/>
+          <w:sz w:val="20"/>
+        </w:rPr>
+        <w:t>topic</w:t>
+      </w:r>
+      <w:r>
+        <w:t xml:space="preserve"> and that topic is the weak one, the widget offers </w:t>
+      </w:r>
+      <w:r>
+        <w:rPr>
+          <w:b/>
+        </w:rPr>
+        <w:t>Practise MCQ</w:t>
+      </w:r>
+      <w:r>
+        <w:t xml:space="preserve">, </w:t>
+      </w:r>
+      <w:r>
+        <w:rPr>
+          <w:b/>
+        </w:rPr>
+        <w:t>Take a quiz</w:t>
+      </w:r>
+      <w:r>
+        <w:t xml:space="preserve">, and </w:t>
+      </w:r>
+      <w:r>
+        <w:rPr>
+          <w:b/>
+        </w:rPr>
+        <w:t>Keep learning {topic}</w:t>
+      </w:r>
+      <w:r>
+        <w:t xml:space="preserve"> instead of repeating “go to this lesson”. After a generator MCQ on that topic today, </w:t>
+      </w:r>
+      <w:r>
+        <w:rPr>
+          <w:b/>
+        </w:rPr>
+        <w:t>Take a quiz</w:t>
+      </w:r>
+      <w:r>
+        <w:t xml:space="preserve"> is first.</w:t>
       </w:r>
     </w:p>
     <w:p>
